--- a/TestFiles/HistoryArchive/agreement-comparison.docx
+++ b/TestFiles/HistoryArchive/agreement-comparison.docx
@@ -4,8 +4,8 @@
   <w:body>
     <w:p>
       <w:pPr>
+        <w:spacing w:after="240"/>
         <w:jc w:val="center"/>
-        <w:spacing w:after="240"/>
       </w:pPr>
       <w:r>
         <w:rPr>
@@ -91,8 +91,8 @@
     </w:p>
     <w:p>
       <w:pPr>
+        <w:spacing w:before="240" w:after="120"/>
         <w:jc w:val="center"/>
-        <w:spacing w:before="240" w:after="120"/>
       </w:pPr>
       <w:r>
         <w:rPr>
@@ -1268,8 +1268,8 @@
     <w:p>
       <w:pPr>
         <w:spacing w:after="120"/>
-        <w:jc w:val="both"/>
         <w:spacing w:before="240"/>
+        <w:jc w:val="both"/>
       </w:pPr>
       <w:r>
         <w:t xml:space="preserve">IN WITNESS WHEREOF, the Parties have executed this Agreement as of the Effective Date.</w:t>

--- a/TestFiles/HistoryArchive/agreement-comparison.docx
+++ b/TestFiles/HistoryArchive/agreement-comparison.docx
@@ -15,7 +15,7 @@
         </w:rPr>
         <w:t>MASTER SERVICES AGREEMENT</w:t>
       </w:r>
-      <w:ins w:author="Open-Xml-PowerTools" w:id="1" w:date="2000-01-01T00:00:00Z">
+      <w:ins w:author="Docxodus" w:id="1" w:date="2000-01-01T00:00:00Z">
         <w:r>
           <w:rPr>
             <w:b/>
